--- a/CHITIEU/OUTPUT/To_trinh.docx
+++ b/CHITIEU/OUTPUT/To_trinh.docx
@@ -233,11 +233,11 @@
         <w:tblLook w:val="04A0" w:firstRow="1" w:lastRow="0" w:firstColumn="1" w:lastColumn="0" w:noHBand="0" w:noVBand="1"/>
       </w:tblPr>
       <w:tblGrid>
-        <w:gridCol w:w="540"/>
-        <w:gridCol w:w="4119"/>
-        <w:gridCol w:w="1440"/>
-        <w:gridCol w:w="1890"/>
-        <w:gridCol w:w="2789"/>
+        <w:gridCol w:w="699"/>
+        <w:gridCol w:w="3962"/>
+        <w:gridCol w:w="1528"/>
+        <w:gridCol w:w="1804"/>
+        <w:gridCol w:w="2785"/>
       </w:tblGrid>
       <w:tr>
         <w:trPr>
@@ -246,7 +246,7 @@
         </w:trPr>
         <w:tc>
           <w:tcPr>
-            <w:tcW w:w="250" w:type="pct"/>
+            <w:tcW w:w="324" w:type="pct"/>
             <w:tcBorders>
               <w:top w:val="single" w:sz="4" w:space="0" w:color="auto"/>
               <w:left w:val="single" w:sz="4" w:space="0" w:color="auto"/>
@@ -279,7 +279,7 @@
         </w:tc>
         <w:tc>
           <w:tcPr>
-            <w:tcW w:w="1911" w:type="pct"/>
+            <w:tcW w:w="1838" w:type="pct"/>
             <w:tcBorders>
               <w:top w:val="single" w:sz="4" w:space="0" w:color="auto"/>
               <w:left w:val="nil"/>
@@ -312,7 +312,7 @@
         </w:tc>
         <w:tc>
           <w:tcPr>
-            <w:tcW w:w="668" w:type="pct"/>
+            <w:tcW w:w="709" w:type="pct"/>
             <w:tcBorders>
               <w:top w:val="single" w:sz="4" w:space="0" w:color="auto"/>
               <w:left w:val="nil"/>
@@ -363,7 +363,7 @@
         </w:tc>
         <w:tc>
           <w:tcPr>
-            <w:tcW w:w="877" w:type="pct"/>
+            <w:tcW w:w="837" w:type="pct"/>
             <w:tcBorders>
               <w:top w:val="single" w:sz="4" w:space="0" w:color="auto"/>
               <w:left w:val="nil"/>
@@ -396,7 +396,7 @@
         </w:tc>
         <w:tc>
           <w:tcPr>
-            <w:tcW w:w="1294" w:type="pct"/>
+            <w:tcW w:w="1292" w:type="pct"/>
             <w:tcBorders>
               <w:top w:val="single" w:sz="4" w:space="0" w:color="auto"/>
               <w:left w:val="nil"/>
@@ -424,6 +424,15 @@
                 <w:szCs w:val="28"/>
               </w:rPr>
               <w:t xml:space="preserve">Chỉ tiêu kế hoạch năm </w:t>
+            </w:r>
+            <w:r>
+              <w:rPr>
+                <w:b/>
+                <w:bCs/>
+                <w:sz w:val="28"/>
+                <w:szCs w:val="28"/>
+              </w:rPr>
+              <w:t>2026</w:t>
             </w:r>
           </w:p>
         </w:tc>
@@ -434,7 +443,7 @@
         </w:trPr>
         <w:tc>
           <w:tcPr>
-            <w:tcW w:w="250" w:type="pct"/>
+            <w:tcW w:w="324" w:type="pct"/>
             <w:tcBorders>
               <w:top w:val="nil"/>
               <w:left w:val="single" w:sz="4" w:space="0" w:color="auto"/>
@@ -466,7 +475,7 @@
         </w:tc>
         <w:tc>
           <w:tcPr>
-            <w:tcW w:w="1911" w:type="pct"/>
+            <w:tcW w:w="1838" w:type="pct"/>
             <w:tcBorders>
               <w:top w:val="nil"/>
               <w:left w:val="nil"/>
@@ -498,7 +507,7 @@
         </w:tc>
         <w:tc>
           <w:tcPr>
-            <w:tcW w:w="668" w:type="pct"/>
+            <w:tcW w:w="709" w:type="pct"/>
             <w:tcBorders>
               <w:top w:val="nil"/>
               <w:left w:val="nil"/>
@@ -521,7 +530,7 @@
         </w:tc>
         <w:tc>
           <w:tcPr>
-            <w:tcW w:w="877" w:type="pct"/>
+            <w:tcW w:w="837" w:type="pct"/>
             <w:tcBorders>
               <w:top w:val="nil"/>
               <w:left w:val="nil"/>
@@ -553,7 +562,7 @@
         </w:tc>
         <w:tc>
           <w:tcPr>
-            <w:tcW w:w="1294" w:type="pct"/>
+            <w:tcW w:w="1292" w:type="pct"/>
             <w:tcBorders>
               <w:top w:val="nil"/>
               <w:left w:val="nil"/>
@@ -581,7 +590,7 @@
         </w:trPr>
         <w:tc>
           <w:tcPr>
-            <w:tcW w:w="250" w:type="pct"/>
+            <w:tcW w:w="324" w:type="pct"/>
             <w:tcBorders>
               <w:top w:val="nil"/>
               <w:left w:val="single" w:sz="4" w:space="0" w:color="auto"/>
@@ -613,7 +622,7 @@
         </w:tc>
         <w:tc>
           <w:tcPr>
-            <w:tcW w:w="1911" w:type="pct"/>
+            <w:tcW w:w="1838" w:type="pct"/>
             <w:tcBorders>
               <w:top w:val="nil"/>
               <w:left w:val="nil"/>
@@ -645,7 +654,7 @@
         </w:tc>
         <w:tc>
           <w:tcPr>
-            <w:tcW w:w="668" w:type="pct"/>
+            <w:tcW w:w="709" w:type="pct"/>
             <w:tcBorders>
               <w:top w:val="nil"/>
               <w:left w:val="nil"/>
@@ -668,7 +677,7 @@
         </w:tc>
         <w:tc>
           <w:tcPr>
-            <w:tcW w:w="877" w:type="pct"/>
+            <w:tcW w:w="837" w:type="pct"/>
             <w:tcBorders>
               <w:top w:val="nil"/>
               <w:left w:val="nil"/>
@@ -700,7 +709,7 @@
         </w:tc>
         <w:tc>
           <w:tcPr>
-            <w:tcW w:w="1294" w:type="pct"/>
+            <w:tcW w:w="1292" w:type="pct"/>
             <w:tcBorders>
               <w:top w:val="nil"/>
               <w:left w:val="nil"/>
@@ -719,7 +728,7 @@
         </w:trPr>
         <w:tc>
           <w:tcPr>
-            <w:tcW w:w="250" w:type="pct"/>
+            <w:tcW w:w="324" w:type="pct"/>
             <w:tcBorders>
               <w:top w:val="nil"/>
               <w:left w:val="single" w:sz="4" w:space="0" w:color="auto"/>
@@ -751,7 +760,7 @@
         </w:tc>
         <w:tc>
           <w:tcPr>
-            <w:tcW w:w="1911" w:type="pct"/>
+            <w:tcW w:w="1838" w:type="pct"/>
             <w:tcBorders>
               <w:top w:val="nil"/>
               <w:left w:val="nil"/>
@@ -783,7 +792,7 @@
         </w:tc>
         <w:tc>
           <w:tcPr>
-            <w:tcW w:w="668" w:type="pct"/>
+            <w:tcW w:w="709" w:type="pct"/>
             <w:tcBorders>
               <w:top w:val="nil"/>
               <w:left w:val="nil"/>
@@ -815,7 +824,7 @@
         </w:tc>
         <w:tc>
           <w:tcPr>
-            <w:tcW w:w="877" w:type="pct"/>
+            <w:tcW w:w="837" w:type="pct"/>
             <w:tcBorders>
               <w:top w:val="nil"/>
               <w:left w:val="nil"/>
@@ -847,7 +856,7 @@
         </w:tc>
         <w:tc>
           <w:tcPr>
-            <w:tcW w:w="1294" w:type="pct"/>
+            <w:tcW w:w="1292" w:type="pct"/>
             <w:tcBorders>
               <w:top w:val="nil"/>
               <w:left w:val="nil"/>
@@ -884,7 +893,7 @@
         </w:trPr>
         <w:tc>
           <w:tcPr>
-            <w:tcW w:w="250" w:type="pct"/>
+            <w:tcW w:w="324" w:type="pct"/>
             <w:tcBorders>
               <w:top w:val="nil"/>
               <w:left w:val="single" w:sz="4" w:space="0" w:color="auto"/>
@@ -898,7 +907,7 @@
         </w:tc>
         <w:tc>
           <w:tcPr>
-            <w:tcW w:w="1911" w:type="pct"/>
+            <w:tcW w:w="1838" w:type="pct"/>
             <w:tcBorders>
               <w:top w:val="nil"/>
               <w:left w:val="nil"/>
@@ -916,7 +925,7 @@
         </w:tc>
         <w:tc>
           <w:tcPr>
-            <w:tcW w:w="668" w:type="pct"/>
+            <w:tcW w:w="709" w:type="pct"/>
             <w:tcBorders>
               <w:top w:val="nil"/>
               <w:left w:val="nil"/>
@@ -934,7 +943,7 @@
         </w:tc>
         <w:tc>
           <w:tcPr>
-            <w:tcW w:w="877" w:type="pct"/>
+            <w:tcW w:w="837" w:type="pct"/>
             <w:tcBorders>
               <w:top w:val="nil"/>
               <w:left w:val="nil"/>
@@ -952,7 +961,7 @@
         </w:tc>
         <w:tc>
           <w:tcPr>
-            <w:tcW w:w="1294" w:type="pct"/>
+            <w:tcW w:w="1292" w:type="pct"/>
             <w:tcBorders>
               <w:top w:val="nil"/>
               <w:left w:val="nil"/>
@@ -975,7 +984,7 @@
         </w:trPr>
         <w:tc>
           <w:tcPr>
-            <w:tcW w:w="250" w:type="pct"/>
+            <w:tcW w:w="324" w:type="pct"/>
             <w:tcBorders>
               <w:top w:val="nil"/>
               <w:left w:val="single" w:sz="4" w:space="0" w:color="auto"/>
@@ -1006,7 +1015,7 @@
         </w:tc>
         <w:tc>
           <w:tcPr>
-            <w:tcW w:w="1911" w:type="pct"/>
+            <w:tcW w:w="1838" w:type="pct"/>
             <w:tcBorders>
               <w:top w:val="nil"/>
               <w:left w:val="nil"/>
@@ -1037,29 +1046,29 @@
         </w:tc>
         <w:tc>
           <w:tcPr>
-            <w:tcW w:w="668" w:type="pct"/>
-            <w:tcBorders>
-              <w:top w:val="nil"/>
-              <w:left w:val="nil"/>
-              <w:bottom w:val="single" w:sz="4" w:space="0" w:color="auto"/>
-              <w:right w:val="single" w:sz="4" w:space="0" w:color="auto"/>
-            </w:tcBorders>
-            <w:vAlign w:val="center"/>
-          </w:tcPr>
-          <w:p>
-            <w:pPr>
-              <w:rPr>
-                <w:b/>
-                <w:bCs/>
-                <w:sz w:val="28"/>
-                <w:szCs w:val="28"/>
-              </w:rPr>
-            </w:pPr>
-          </w:p>
-        </w:tc>
-        <w:tc>
-          <w:tcPr>
-            <w:tcW w:w="877" w:type="pct"/>
+            <w:tcW w:w="709" w:type="pct"/>
+            <w:tcBorders>
+              <w:top w:val="nil"/>
+              <w:left w:val="nil"/>
+              <w:bottom w:val="single" w:sz="4" w:space="0" w:color="auto"/>
+              <w:right w:val="single" w:sz="4" w:space="0" w:color="auto"/>
+            </w:tcBorders>
+            <w:vAlign w:val="center"/>
+          </w:tcPr>
+          <w:p>
+            <w:pPr>
+              <w:rPr>
+                <w:b/>
+                <w:bCs/>
+                <w:sz w:val="28"/>
+                <w:szCs w:val="28"/>
+              </w:rPr>
+            </w:pPr>
+          </w:p>
+        </w:tc>
+        <w:tc>
+          <w:tcPr>
+            <w:tcW w:w="837" w:type="pct"/>
             <w:tcBorders>
               <w:top w:val="nil"/>
               <w:left w:val="nil"/>
@@ -1090,7 +1099,7 @@
         </w:tc>
         <w:tc>
           <w:tcPr>
-            <w:tcW w:w="1294" w:type="pct"/>
+            <w:tcW w:w="1292" w:type="pct"/>
             <w:tcBorders>
               <w:top w:val="nil"/>
               <w:left w:val="nil"/>
@@ -1117,7 +1126,7 @@
         </w:trPr>
         <w:tc>
           <w:tcPr>
-            <w:tcW w:w="250" w:type="pct"/>
+            <w:tcW w:w="324" w:type="pct"/>
             <w:tcBorders>
               <w:top w:val="nil"/>
               <w:left w:val="single" w:sz="4" w:space="0" w:color="auto"/>
@@ -1148,7 +1157,7 @@
         </w:tc>
         <w:tc>
           <w:tcPr>
-            <w:tcW w:w="1911" w:type="pct"/>
+            <w:tcW w:w="1838" w:type="pct"/>
             <w:tcBorders>
               <w:top w:val="nil"/>
               <w:left w:val="nil"/>
@@ -1179,29 +1188,29 @@
         </w:tc>
         <w:tc>
           <w:tcPr>
-            <w:tcW w:w="668" w:type="pct"/>
-            <w:tcBorders>
-              <w:top w:val="nil"/>
-              <w:left w:val="nil"/>
-              <w:bottom w:val="single" w:sz="4" w:space="0" w:color="auto"/>
-              <w:right w:val="single" w:sz="4" w:space="0" w:color="auto"/>
-            </w:tcBorders>
-            <w:vAlign w:val="center"/>
-          </w:tcPr>
-          <w:p>
-            <w:pPr>
-              <w:rPr>
-                <w:b/>
-                <w:bCs/>
-                <w:sz w:val="28"/>
-                <w:szCs w:val="28"/>
-              </w:rPr>
-            </w:pPr>
-          </w:p>
-        </w:tc>
-        <w:tc>
-          <w:tcPr>
-            <w:tcW w:w="877" w:type="pct"/>
+            <w:tcW w:w="709" w:type="pct"/>
+            <w:tcBorders>
+              <w:top w:val="nil"/>
+              <w:left w:val="nil"/>
+              <w:bottom w:val="single" w:sz="4" w:space="0" w:color="auto"/>
+              <w:right w:val="single" w:sz="4" w:space="0" w:color="auto"/>
+            </w:tcBorders>
+            <w:vAlign w:val="center"/>
+          </w:tcPr>
+          <w:p>
+            <w:pPr>
+              <w:rPr>
+                <w:b/>
+                <w:bCs/>
+                <w:sz w:val="28"/>
+                <w:szCs w:val="28"/>
+              </w:rPr>
+            </w:pPr>
+          </w:p>
+        </w:tc>
+        <w:tc>
+          <w:tcPr>
+            <w:tcW w:w="837" w:type="pct"/>
             <w:tcBorders>
               <w:top w:val="nil"/>
               <w:left w:val="nil"/>
@@ -1232,7 +1241,7 @@
         </w:tc>
         <w:tc>
           <w:tcPr>
-            <w:tcW w:w="1294" w:type="pct"/>
+            <w:tcW w:w="1292" w:type="pct"/>
             <w:tcBorders>
               <w:top w:val="nil"/>
               <w:left w:val="nil"/>
@@ -1259,7 +1268,7 @@
         </w:trPr>
         <w:tc>
           <w:tcPr>
-            <w:tcW w:w="250" w:type="pct"/>
+            <w:tcW w:w="324" w:type="pct"/>
             <w:tcBorders>
               <w:top w:val="nil"/>
               <w:left w:val="single" w:sz="4" w:space="0" w:color="auto"/>
@@ -1290,7 +1299,7 @@
         </w:tc>
         <w:tc>
           <w:tcPr>
-            <w:tcW w:w="1911" w:type="pct"/>
+            <w:tcW w:w="1838" w:type="pct"/>
             <w:tcBorders>
               <w:top w:val="nil"/>
               <w:left w:val="nil"/>
@@ -1321,7 +1330,7 @@
         </w:tc>
         <w:tc>
           <w:tcPr>
-            <w:tcW w:w="668" w:type="pct"/>
+            <w:tcW w:w="709" w:type="pct"/>
             <w:tcBorders>
               <w:top w:val="nil"/>
               <w:left w:val="nil"/>
@@ -1352,7 +1361,7 @@
         </w:tc>
         <w:tc>
           <w:tcPr>
-            <w:tcW w:w="877" w:type="pct"/>
+            <w:tcW w:w="837" w:type="pct"/>
             <w:tcBorders>
               <w:top w:val="nil"/>
               <w:left w:val="nil"/>
@@ -1383,7 +1392,7 @@
         </w:tc>
         <w:tc>
           <w:tcPr>
-            <w:tcW w:w="1294" w:type="pct"/>
+            <w:tcW w:w="1292" w:type="pct"/>
             <w:tcBorders>
               <w:top w:val="nil"/>
               <w:left w:val="nil"/>
@@ -1419,7 +1428,7 @@
         </w:trPr>
         <w:tc>
           <w:tcPr>
-            <w:tcW w:w="250" w:type="pct"/>
+            <w:tcW w:w="324" w:type="pct"/>
             <w:tcBorders>
               <w:top w:val="nil"/>
               <w:left w:val="single" w:sz="4" w:space="0" w:color="auto"/>
@@ -1432,7 +1441,7 @@
         </w:tc>
         <w:tc>
           <w:tcPr>
-            <w:tcW w:w="1911" w:type="pct"/>
+            <w:tcW w:w="1838" w:type="pct"/>
             <w:tcBorders>
               <w:top w:val="nil"/>
               <w:left w:val="nil"/>
@@ -1449,7 +1458,7 @@
         </w:tc>
         <w:tc>
           <w:tcPr>
-            <w:tcW w:w="668" w:type="pct"/>
+            <w:tcW w:w="709" w:type="pct"/>
             <w:tcBorders>
               <w:top w:val="nil"/>
               <w:left w:val="nil"/>
@@ -1466,7 +1475,7 @@
         </w:tc>
         <w:tc>
           <w:tcPr>
-            <w:tcW w:w="877" w:type="pct"/>
+            <w:tcW w:w="837" w:type="pct"/>
             <w:tcBorders>
               <w:top w:val="nil"/>
               <w:left w:val="nil"/>
@@ -1483,7 +1492,7 @@
         </w:tc>
         <w:tc>
           <w:tcPr>
-            <w:tcW w:w="1294" w:type="pct"/>
+            <w:tcW w:w="1292" w:type="pct"/>
             <w:tcBorders>
               <w:top w:val="nil"/>
               <w:left w:val="nil"/>

--- a/CHITIEU/OUTPUT/To_trinh.docx
+++ b/CHITIEU/OUTPUT/To_trinh.docx
@@ -227,26 +227,26 @@
     </w:p>
     <w:tbl>
       <w:tblPr>
-        <w:tblW w:w="5947" w:type="pct"/>
+        <w:tblW w:w="10378" w:type="dxa"/>
         <w:tblInd w:w="-883" w:type="dxa"/>
         <w:tblLayout w:type="fixed"/>
         <w:tblLook w:val="04A0" w:firstRow="1" w:lastRow="0" w:firstColumn="1" w:lastColumn="0" w:noHBand="0" w:noVBand="1"/>
       </w:tblPr>
       <w:tblGrid>
-        <w:gridCol w:w="699"/>
-        <w:gridCol w:w="3962"/>
-        <w:gridCol w:w="1528"/>
-        <w:gridCol w:w="1804"/>
-        <w:gridCol w:w="2785"/>
+        <w:gridCol w:w="822"/>
+        <w:gridCol w:w="3475"/>
+        <w:gridCol w:w="1846"/>
+        <w:gridCol w:w="2272"/>
+        <w:gridCol w:w="1963"/>
       </w:tblGrid>
       <w:tr>
         <w:trPr>
-          <w:trHeight w:val="1012"/>
+          <w:trHeight w:val="1014"/>
           <w:tblHeader/>
         </w:trPr>
         <w:tc>
           <w:tcPr>
-            <w:tcW w:w="324" w:type="pct"/>
+            <w:tcW w:w="822" w:type="dxa"/>
             <w:tcBorders>
               <w:top w:val="single" w:sz="4" w:space="0" w:color="auto"/>
               <w:left w:val="single" w:sz="4" w:space="0" w:color="auto"/>
@@ -279,7 +279,7 @@
         </w:tc>
         <w:tc>
           <w:tcPr>
-            <w:tcW w:w="1838" w:type="pct"/>
+            <w:tcW w:w="3475" w:type="dxa"/>
             <w:tcBorders>
               <w:top w:val="single" w:sz="4" w:space="0" w:color="auto"/>
               <w:left w:val="nil"/>
@@ -312,7 +312,7 @@
         </w:tc>
         <w:tc>
           <w:tcPr>
-            <w:tcW w:w="709" w:type="pct"/>
+            <w:tcW w:w="1846" w:type="dxa"/>
             <w:tcBorders>
               <w:top w:val="single" w:sz="4" w:space="0" w:color="auto"/>
               <w:left w:val="nil"/>
@@ -363,7 +363,7 @@
         </w:tc>
         <w:tc>
           <w:tcPr>
-            <w:tcW w:w="837" w:type="pct"/>
+            <w:tcW w:w="2272" w:type="dxa"/>
             <w:tcBorders>
               <w:top w:val="single" w:sz="4" w:space="0" w:color="auto"/>
               <w:left w:val="nil"/>
@@ -396,7 +396,7 @@
         </w:tc>
         <w:tc>
           <w:tcPr>
-            <w:tcW w:w="1292" w:type="pct"/>
+            <w:tcW w:w="1963" w:type="dxa"/>
             <w:tcBorders>
               <w:top w:val="single" w:sz="4" w:space="0" w:color="auto"/>
               <w:left w:val="nil"/>
@@ -439,11 +439,11 @@
       </w:tr>
       <w:tr>
         <w:trPr>
-          <w:trHeight w:val="767"/>
+          <w:trHeight w:val="768"/>
         </w:trPr>
         <w:tc>
           <w:tcPr>
-            <w:tcW w:w="324" w:type="pct"/>
+            <w:tcW w:w="822" w:type="dxa"/>
             <w:tcBorders>
               <w:top w:val="nil"/>
               <w:left w:val="single" w:sz="4" w:space="0" w:color="auto"/>
@@ -455,6 +455,7 @@
           </w:tcPr>
           <w:p>
             <w:pPr>
+              <w:jc w:val="center"/>
               <w:rPr>
                 <w:b/>
                 <w:bCs/>
@@ -475,7 +476,7 @@
         </w:tc>
         <w:tc>
           <w:tcPr>
-            <w:tcW w:w="1838" w:type="pct"/>
+            <w:tcW w:w="3475" w:type="dxa"/>
             <w:tcBorders>
               <w:top w:val="nil"/>
               <w:left w:val="nil"/>
@@ -507,7 +508,7 @@
         </w:tc>
         <w:tc>
           <w:tcPr>
-            <w:tcW w:w="709" w:type="pct"/>
+            <w:tcW w:w="1846" w:type="dxa"/>
             <w:tcBorders>
               <w:top w:val="nil"/>
               <w:left w:val="nil"/>
@@ -530,7 +531,7 @@
         </w:tc>
         <w:tc>
           <w:tcPr>
-            <w:tcW w:w="837" w:type="pct"/>
+            <w:tcW w:w="2272" w:type="dxa"/>
             <w:tcBorders>
               <w:top w:val="nil"/>
               <w:left w:val="nil"/>
@@ -562,7 +563,7 @@
         </w:tc>
         <w:tc>
           <w:tcPr>
-            <w:tcW w:w="1292" w:type="pct"/>
+            <w:tcW w:w="1963" w:type="dxa"/>
             <w:tcBorders>
               <w:top w:val="nil"/>
               <w:left w:val="nil"/>
@@ -590,7 +591,7 @@
         </w:trPr>
         <w:tc>
           <w:tcPr>
-            <w:tcW w:w="324" w:type="pct"/>
+            <w:tcW w:w="822" w:type="dxa"/>
             <w:tcBorders>
               <w:top w:val="nil"/>
               <w:left w:val="single" w:sz="4" w:space="0" w:color="auto"/>
@@ -602,6 +603,7 @@
           </w:tcPr>
           <w:p>
             <w:pPr>
+              <w:jc w:val="center"/>
               <w:rPr>
                 <w:b/>
                 <w:bCs/>
@@ -622,7 +624,7 @@
         </w:tc>
         <w:tc>
           <w:tcPr>
-            <w:tcW w:w="1838" w:type="pct"/>
+            <w:tcW w:w="3475" w:type="dxa"/>
             <w:tcBorders>
               <w:top w:val="nil"/>
               <w:left w:val="nil"/>
@@ -654,7 +656,7 @@
         </w:tc>
         <w:tc>
           <w:tcPr>
-            <w:tcW w:w="709" w:type="pct"/>
+            <w:tcW w:w="1846" w:type="dxa"/>
             <w:tcBorders>
               <w:top w:val="nil"/>
               <w:left w:val="nil"/>
@@ -677,7 +679,7 @@
         </w:tc>
         <w:tc>
           <w:tcPr>
-            <w:tcW w:w="837" w:type="pct"/>
+            <w:tcW w:w="2272" w:type="dxa"/>
             <w:tcBorders>
               <w:top w:val="nil"/>
               <w:left w:val="nil"/>
@@ -709,7 +711,7 @@
         </w:tc>
         <w:tc>
           <w:tcPr>
-            <w:tcW w:w="1292" w:type="pct"/>
+            <w:tcW w:w="1963" w:type="dxa"/>
             <w:tcBorders>
               <w:top w:val="nil"/>
               <w:left w:val="nil"/>
@@ -724,11 +726,11 @@
       </w:tr>
       <w:tr>
         <w:trPr>
-          <w:trHeight w:val="1142"/>
+          <w:trHeight w:val="774"/>
         </w:trPr>
         <w:tc>
           <w:tcPr>
-            <w:tcW w:w="324" w:type="pct"/>
+            <w:tcW w:w="822" w:type="dxa"/>
             <w:tcBorders>
               <w:top w:val="nil"/>
               <w:left w:val="single" w:sz="4" w:space="0" w:color="auto"/>
@@ -740,6 +742,7 @@
           </w:tcPr>
           <w:p>
             <w:pPr>
+              <w:jc w:val="center"/>
               <w:rPr>
                 <w:b/>
                 <w:bCs/>
@@ -760,7 +763,7 @@
         </w:tc>
         <w:tc>
           <w:tcPr>
-            <w:tcW w:w="1838" w:type="pct"/>
+            <w:tcW w:w="3475" w:type="dxa"/>
             <w:tcBorders>
               <w:top w:val="nil"/>
               <w:left w:val="nil"/>
@@ -792,7 +795,7 @@
         </w:tc>
         <w:tc>
           <w:tcPr>
-            <w:tcW w:w="709" w:type="pct"/>
+            <w:tcW w:w="1846" w:type="dxa"/>
             <w:tcBorders>
               <w:top w:val="nil"/>
               <w:left w:val="nil"/>
@@ -824,7 +827,7 @@
         </w:tc>
         <w:tc>
           <w:tcPr>
-            <w:tcW w:w="837" w:type="pct"/>
+            <w:tcW w:w="2272" w:type="dxa"/>
             <w:tcBorders>
               <w:top w:val="nil"/>
               <w:left w:val="nil"/>
@@ -856,7 +859,7 @@
         </w:tc>
         <w:tc>
           <w:tcPr>
-            <w:tcW w:w="1292" w:type="pct"/>
+            <w:tcW w:w="1963" w:type="dxa"/>
             <w:tcBorders>
               <w:top w:val="nil"/>
               <w:left w:val="nil"/>
@@ -883,6 +886,101 @@
                 <w:szCs w:val="28"/>
               </w:rPr>
               <w:t>{{ctkh_pgd_tw}}</w:t>
+            </w:r>
+          </w:p>
+        </w:tc>
+      </w:tr>
+      <w:tr>
+        <w:trPr>
+          <w:trHeight w:val="422"/>
+        </w:trPr>
+        <w:tc>
+          <w:tcPr>
+            <w:tcW w:w="822" w:type="dxa"/>
+            <w:tcBorders>
+              <w:top w:val="nil"/>
+              <w:left w:val="single" w:sz="4" w:space="0" w:color="auto"/>
+              <w:bottom w:val="single" w:sz="4" w:space="0" w:color="auto"/>
+              <w:right w:val="single" w:sz="4" w:space="0" w:color="auto"/>
+            </w:tcBorders>
+            <w:vAlign w:val="center"/>
+            <w:hideMark/>
+          </w:tcPr>
+          <w:p>
+            <w:pPr>
+              <w:jc w:val="center"/>
+            </w:pPr>
+          </w:p>
+        </w:tc>
+        <w:tc>
+          <w:tcPr>
+            <w:tcW w:w="3475" w:type="dxa"/>
+            <w:tcBorders>
+              <w:top w:val="nil"/>
+              <w:left w:val="nil"/>
+              <w:bottom w:val="single" w:sz="4" w:space="0" w:color="auto"/>
+              <w:right w:val="single" w:sz="4" w:space="0" w:color="auto"/>
+            </w:tcBorders>
+            <w:vAlign w:val="center"/>
+            <w:hideMark/>
+          </w:tcPr>
+          <w:p>
+            <w:r>
+              <w:t>{{ten_xa_tw}}</w:t>
+            </w:r>
+          </w:p>
+        </w:tc>
+        <w:tc>
+          <w:tcPr>
+            <w:tcW w:w="1846" w:type="dxa"/>
+            <w:tcBorders>
+              <w:top w:val="nil"/>
+              <w:left w:val="nil"/>
+              <w:bottom w:val="single" w:sz="4" w:space="0" w:color="auto"/>
+              <w:right w:val="single" w:sz="4" w:space="0" w:color="auto"/>
+            </w:tcBorders>
+            <w:vAlign w:val="center"/>
+            <w:hideMark/>
+          </w:tcPr>
+          <w:p>
+            <w:r>
+              <w:t>{{dagiao_xa_tw}}</w:t>
+            </w:r>
+          </w:p>
+        </w:tc>
+        <w:tc>
+          <w:tcPr>
+            <w:tcW w:w="2272" w:type="dxa"/>
+            <w:tcBorders>
+              <w:top w:val="nil"/>
+              <w:left w:val="nil"/>
+              <w:bottom w:val="single" w:sz="4" w:space="0" w:color="auto"/>
+              <w:right w:val="single" w:sz="4" w:space="0" w:color="auto"/>
+            </w:tcBorders>
+            <w:vAlign w:val="center"/>
+            <w:hideMark/>
+          </w:tcPr>
+          <w:p>
+            <w:r>
+              <w:t>{{denghi_xa_tw}}</w:t>
+            </w:r>
+          </w:p>
+        </w:tc>
+        <w:tc>
+          <w:tcPr>
+            <w:tcW w:w="1963" w:type="dxa"/>
+            <w:tcBorders>
+              <w:top w:val="nil"/>
+              <w:left w:val="nil"/>
+              <w:bottom w:val="single" w:sz="4" w:space="0" w:color="auto"/>
+              <w:right w:val="single" w:sz="4" w:space="0" w:color="auto"/>
+            </w:tcBorders>
+            <w:vAlign w:val="center"/>
+            <w:hideMark/>
+          </w:tcPr>
+          <w:p>
+            <w:r>
+              <w:t>{{ctkh_xa_tw}}</w:t>
             </w:r>
           </w:p>
         </w:tc>
@@ -893,7 +991,7 @@
         </w:trPr>
         <w:tc>
           <w:tcPr>
-            <w:tcW w:w="324" w:type="pct"/>
+            <w:tcW w:w="822" w:type="dxa"/>
             <w:tcBorders>
               <w:top w:val="nil"/>
               <w:left w:val="single" w:sz="4" w:space="0" w:color="auto"/>
@@ -901,80 +999,132 @@
               <w:right w:val="single" w:sz="4" w:space="0" w:color="auto"/>
             </w:tcBorders>
             <w:vAlign w:val="center"/>
-            <w:hideMark/>
-          </w:tcPr>
-          <w:p/>
-        </w:tc>
-        <w:tc>
-          <w:tcPr>
-            <w:tcW w:w="1838" w:type="pct"/>
-            <w:tcBorders>
-              <w:top w:val="nil"/>
-              <w:left w:val="nil"/>
-              <w:bottom w:val="single" w:sz="4" w:space="0" w:color="auto"/>
-              <w:right w:val="single" w:sz="4" w:space="0" w:color="auto"/>
-            </w:tcBorders>
-            <w:vAlign w:val="center"/>
-            <w:hideMark/>
-          </w:tcPr>
-          <w:p>
-            <w:r>
-              <w:t>{{ten_xa_tw}}</w:t>
-            </w:r>
-          </w:p>
-        </w:tc>
-        <w:tc>
-          <w:tcPr>
-            <w:tcW w:w="709" w:type="pct"/>
-            <w:tcBorders>
-              <w:top w:val="nil"/>
-              <w:left w:val="nil"/>
-              <w:bottom w:val="single" w:sz="4" w:space="0" w:color="auto"/>
-              <w:right w:val="single" w:sz="4" w:space="0" w:color="auto"/>
-            </w:tcBorders>
-            <w:vAlign w:val="center"/>
-            <w:hideMark/>
-          </w:tcPr>
-          <w:p>
-            <w:r>
-              <w:t>{{dagiao_xa_tw}}</w:t>
-            </w:r>
-          </w:p>
-        </w:tc>
-        <w:tc>
-          <w:tcPr>
-            <w:tcW w:w="837" w:type="pct"/>
-            <w:tcBorders>
-              <w:top w:val="nil"/>
-              <w:left w:val="nil"/>
-              <w:bottom w:val="single" w:sz="4" w:space="0" w:color="auto"/>
-              <w:right w:val="single" w:sz="4" w:space="0" w:color="auto"/>
-            </w:tcBorders>
-            <w:vAlign w:val="center"/>
-            <w:hideMark/>
-          </w:tcPr>
-          <w:p>
-            <w:r>
-              <w:t>{{denghi_xa_tw}}</w:t>
-            </w:r>
-          </w:p>
-        </w:tc>
-        <w:tc>
-          <w:tcPr>
-            <w:tcW w:w="1292" w:type="pct"/>
-            <w:tcBorders>
-              <w:top w:val="nil"/>
-              <w:left w:val="nil"/>
-              <w:bottom w:val="single" w:sz="4" w:space="0" w:color="auto"/>
-              <w:right w:val="single" w:sz="4" w:space="0" w:color="auto"/>
-            </w:tcBorders>
-            <w:vAlign w:val="center"/>
-            <w:hideMark/>
-          </w:tcPr>
-          <w:p>
-            <w:r>
-              <w:t>{{ctkh_xa_tw}}</w:t>
-            </w:r>
+          </w:tcPr>
+          <w:p>
+            <w:pPr>
+              <w:jc w:val="center"/>
+              <w:rPr>
+                <w:b/>
+                <w:bCs/>
+                <w:sz w:val="28"/>
+                <w:szCs w:val="28"/>
+              </w:rPr>
+            </w:pPr>
+            <w:r>
+              <w:rPr>
+                <w:b/>
+                <w:bCs/>
+                <w:sz w:val="28"/>
+                <w:szCs w:val="28"/>
+              </w:rPr>
+              <w:t>B</w:t>
+            </w:r>
+          </w:p>
+        </w:tc>
+        <w:tc>
+          <w:tcPr>
+            <w:tcW w:w="3475" w:type="dxa"/>
+            <w:tcBorders>
+              <w:top w:val="nil"/>
+              <w:left w:val="nil"/>
+              <w:bottom w:val="single" w:sz="4" w:space="0" w:color="auto"/>
+              <w:right w:val="single" w:sz="4" w:space="0" w:color="auto"/>
+            </w:tcBorders>
+            <w:vAlign w:val="center"/>
+          </w:tcPr>
+          <w:p>
+            <w:pPr>
+              <w:rPr>
+                <w:b/>
+                <w:bCs/>
+                <w:sz w:val="28"/>
+                <w:szCs w:val="28"/>
+              </w:rPr>
+            </w:pPr>
+            <w:r>
+              <w:rPr>
+                <w:b/>
+                <w:bCs/>
+                <w:sz w:val="28"/>
+                <w:szCs w:val="28"/>
+              </w:rPr>
+              <w:t>Kế hoạch tăng trưởng dư nợ nguồn vốn UBND thành phố ủy thác</w:t>
+            </w:r>
+          </w:p>
+        </w:tc>
+        <w:tc>
+          <w:tcPr>
+            <w:tcW w:w="1846" w:type="dxa"/>
+            <w:tcBorders>
+              <w:top w:val="nil"/>
+              <w:left w:val="nil"/>
+              <w:bottom w:val="single" w:sz="4" w:space="0" w:color="auto"/>
+              <w:right w:val="single" w:sz="4" w:space="0" w:color="auto"/>
+            </w:tcBorders>
+            <w:vAlign w:val="center"/>
+          </w:tcPr>
+          <w:p>
+            <w:pPr>
+              <w:rPr>
+                <w:b/>
+                <w:bCs/>
+                <w:sz w:val="28"/>
+                <w:szCs w:val="28"/>
+              </w:rPr>
+            </w:pPr>
+          </w:p>
+        </w:tc>
+        <w:tc>
+          <w:tcPr>
+            <w:tcW w:w="2272" w:type="dxa"/>
+            <w:tcBorders>
+              <w:top w:val="nil"/>
+              <w:left w:val="nil"/>
+              <w:bottom w:val="single" w:sz="4" w:space="0" w:color="auto"/>
+              <w:right w:val="single" w:sz="4" w:space="0" w:color="auto"/>
+            </w:tcBorders>
+            <w:vAlign w:val="center"/>
+          </w:tcPr>
+          <w:p>
+            <w:pPr>
+              <w:rPr>
+                <w:b/>
+                <w:bCs/>
+                <w:sz w:val="28"/>
+                <w:szCs w:val="28"/>
+              </w:rPr>
+            </w:pPr>
+            <w:r>
+              <w:rPr>
+                <w:b/>
+                <w:bCs/>
+                <w:sz w:val="28"/>
+                <w:szCs w:val="28"/>
+              </w:rPr>
+              <w:t>{{tong_denghi_dp}}</w:t>
+            </w:r>
+          </w:p>
+        </w:tc>
+        <w:tc>
+          <w:tcPr>
+            <w:tcW w:w="1963" w:type="dxa"/>
+            <w:tcBorders>
+              <w:top w:val="nil"/>
+              <w:left w:val="nil"/>
+              <w:bottom w:val="single" w:sz="4" w:space="0" w:color="auto"/>
+              <w:right w:val="single" w:sz="4" w:space="0" w:color="auto"/>
+            </w:tcBorders>
+            <w:vAlign w:val="center"/>
+          </w:tcPr>
+          <w:p>
+            <w:pPr>
+              <w:rPr>
+                <w:b/>
+                <w:bCs/>
+                <w:sz w:val="28"/>
+                <w:szCs w:val="28"/>
+              </w:rPr>
+            </w:pPr>
           </w:p>
         </w:tc>
       </w:tr>
@@ -984,7 +1134,7 @@
         </w:trPr>
         <w:tc>
           <w:tcPr>
-            <w:tcW w:w="324" w:type="pct"/>
+            <w:tcW w:w="822" w:type="dxa"/>
             <w:tcBorders>
               <w:top w:val="nil"/>
               <w:left w:val="single" w:sz="4" w:space="0" w:color="auto"/>
@@ -995,128 +1145,290 @@
           </w:tcPr>
           <w:p>
             <w:pPr>
-              <w:rPr>
-                <w:b/>
-                <w:bCs/>
-                <w:sz w:val="28"/>
-                <w:szCs w:val="28"/>
-              </w:rPr>
-            </w:pPr>
-            <w:r>
-              <w:rPr>
-                <w:b/>
-                <w:bCs/>
-                <w:sz w:val="28"/>
-                <w:szCs w:val="28"/>
-              </w:rPr>
-              <w:t>B</w:t>
-            </w:r>
-          </w:p>
-        </w:tc>
-        <w:tc>
-          <w:tcPr>
-            <w:tcW w:w="1838" w:type="pct"/>
-            <w:tcBorders>
-              <w:top w:val="nil"/>
-              <w:left w:val="nil"/>
-              <w:bottom w:val="single" w:sz="4" w:space="0" w:color="auto"/>
-              <w:right w:val="single" w:sz="4" w:space="0" w:color="auto"/>
-            </w:tcBorders>
-            <w:vAlign w:val="center"/>
-          </w:tcPr>
-          <w:p>
-            <w:pPr>
-              <w:rPr>
-                <w:b/>
-                <w:bCs/>
-                <w:sz w:val="28"/>
-                <w:szCs w:val="28"/>
-              </w:rPr>
-            </w:pPr>
-            <w:r>
-              <w:rPr>
-                <w:b/>
-                <w:bCs/>
-                <w:sz w:val="28"/>
-                <w:szCs w:val="28"/>
-              </w:rPr>
-              <w:t>Kế hoạch tăng trưởng dư nợ nguồn vốn UBND thành phố ủy thác</w:t>
-            </w:r>
-          </w:p>
-        </w:tc>
-        <w:tc>
-          <w:tcPr>
-            <w:tcW w:w="709" w:type="pct"/>
-            <w:tcBorders>
-              <w:top w:val="nil"/>
-              <w:left w:val="nil"/>
-              <w:bottom w:val="single" w:sz="4" w:space="0" w:color="auto"/>
-              <w:right w:val="single" w:sz="4" w:space="0" w:color="auto"/>
-            </w:tcBorders>
-            <w:vAlign w:val="center"/>
-          </w:tcPr>
-          <w:p>
-            <w:pPr>
-              <w:rPr>
-                <w:b/>
-                <w:bCs/>
-                <w:sz w:val="28"/>
-                <w:szCs w:val="28"/>
-              </w:rPr>
-            </w:pPr>
-          </w:p>
-        </w:tc>
-        <w:tc>
-          <w:tcPr>
-            <w:tcW w:w="837" w:type="pct"/>
-            <w:tcBorders>
-              <w:top w:val="nil"/>
-              <w:left w:val="nil"/>
-              <w:bottom w:val="single" w:sz="4" w:space="0" w:color="auto"/>
-              <w:right w:val="single" w:sz="4" w:space="0" w:color="auto"/>
-            </w:tcBorders>
-            <w:vAlign w:val="center"/>
-          </w:tcPr>
-          <w:p>
-            <w:pPr>
-              <w:rPr>
-                <w:b/>
-                <w:bCs/>
-                <w:sz w:val="28"/>
-                <w:szCs w:val="28"/>
-              </w:rPr>
-            </w:pPr>
-            <w:r>
-              <w:rPr>
-                <w:b/>
-                <w:bCs/>
-                <w:sz w:val="28"/>
-                <w:szCs w:val="28"/>
-              </w:rPr>
-              <w:t>{{tong_denghi_dp}}</w:t>
-            </w:r>
-          </w:p>
-        </w:tc>
-        <w:tc>
-          <w:tcPr>
-            <w:tcW w:w="1292" w:type="pct"/>
-            <w:tcBorders>
-              <w:top w:val="nil"/>
-              <w:left w:val="nil"/>
-              <w:bottom w:val="single" w:sz="4" w:space="0" w:color="auto"/>
-              <w:right w:val="single" w:sz="4" w:space="0" w:color="auto"/>
-            </w:tcBorders>
-            <w:vAlign w:val="center"/>
-          </w:tcPr>
-          <w:p>
-            <w:pPr>
-              <w:rPr>
-                <w:b/>
-                <w:bCs/>
-                <w:sz w:val="28"/>
-                <w:szCs w:val="28"/>
-              </w:rPr>
-            </w:pPr>
+              <w:jc w:val="center"/>
+              <w:rPr>
+                <w:b/>
+                <w:bCs/>
+                <w:sz w:val="28"/>
+                <w:szCs w:val="28"/>
+              </w:rPr>
+            </w:pPr>
+            <w:r>
+              <w:rPr>
+                <w:b/>
+                <w:bCs/>
+                <w:sz w:val="28"/>
+                <w:szCs w:val="28"/>
+              </w:rPr>
+              <w:t>I</w:t>
+            </w:r>
+          </w:p>
+        </w:tc>
+        <w:tc>
+          <w:tcPr>
+            <w:tcW w:w="3475" w:type="dxa"/>
+            <w:tcBorders>
+              <w:top w:val="nil"/>
+              <w:left w:val="nil"/>
+              <w:bottom w:val="single" w:sz="4" w:space="0" w:color="auto"/>
+              <w:right w:val="single" w:sz="4" w:space="0" w:color="auto"/>
+            </w:tcBorders>
+            <w:vAlign w:val="center"/>
+          </w:tcPr>
+          <w:p>
+            <w:pPr>
+              <w:rPr>
+                <w:b/>
+                <w:bCs/>
+                <w:sz w:val="28"/>
+                <w:szCs w:val="28"/>
+              </w:rPr>
+            </w:pPr>
+            <w:r>
+              <w:rPr>
+                <w:b/>
+                <w:bCs/>
+                <w:sz w:val="28"/>
+                <w:szCs w:val="28"/>
+              </w:rPr>
+              <w:t>{{chuong_trinh_ct_dp}}</w:t>
+            </w:r>
+          </w:p>
+        </w:tc>
+        <w:tc>
+          <w:tcPr>
+            <w:tcW w:w="1846" w:type="dxa"/>
+            <w:tcBorders>
+              <w:top w:val="nil"/>
+              <w:left w:val="nil"/>
+              <w:bottom w:val="single" w:sz="4" w:space="0" w:color="auto"/>
+              <w:right w:val="single" w:sz="4" w:space="0" w:color="auto"/>
+            </w:tcBorders>
+            <w:vAlign w:val="center"/>
+          </w:tcPr>
+          <w:p>
+            <w:pPr>
+              <w:rPr>
+                <w:b/>
+                <w:bCs/>
+                <w:sz w:val="28"/>
+                <w:szCs w:val="28"/>
+              </w:rPr>
+            </w:pPr>
+          </w:p>
+        </w:tc>
+        <w:tc>
+          <w:tcPr>
+            <w:tcW w:w="2272" w:type="dxa"/>
+            <w:tcBorders>
+              <w:top w:val="nil"/>
+              <w:left w:val="nil"/>
+              <w:bottom w:val="single" w:sz="4" w:space="0" w:color="auto"/>
+              <w:right w:val="single" w:sz="4" w:space="0" w:color="auto"/>
+            </w:tcBorders>
+            <w:vAlign w:val="center"/>
+          </w:tcPr>
+          <w:p>
+            <w:pPr>
+              <w:rPr>
+                <w:b/>
+                <w:bCs/>
+                <w:sz w:val="28"/>
+                <w:szCs w:val="28"/>
+              </w:rPr>
+            </w:pPr>
+            <w:r>
+              <w:rPr>
+                <w:b/>
+                <w:bCs/>
+                <w:sz w:val="28"/>
+                <w:szCs w:val="28"/>
+              </w:rPr>
+              <w:t>{{denghi_ct_dp}}</w:t>
+            </w:r>
+          </w:p>
+        </w:tc>
+        <w:tc>
+          <w:tcPr>
+            <w:tcW w:w="1963" w:type="dxa"/>
+            <w:tcBorders>
+              <w:top w:val="nil"/>
+              <w:left w:val="nil"/>
+              <w:bottom w:val="single" w:sz="4" w:space="0" w:color="auto"/>
+              <w:right w:val="single" w:sz="4" w:space="0" w:color="auto"/>
+            </w:tcBorders>
+            <w:vAlign w:val="center"/>
+          </w:tcPr>
+          <w:p>
+            <w:pPr>
+              <w:rPr>
+                <w:b/>
+                <w:bCs/>
+                <w:sz w:val="28"/>
+                <w:szCs w:val="28"/>
+              </w:rPr>
+            </w:pPr>
+          </w:p>
+        </w:tc>
+      </w:tr>
+      <w:tr>
+        <w:trPr>
+          <w:trHeight w:val="890"/>
+        </w:trPr>
+        <w:tc>
+          <w:tcPr>
+            <w:tcW w:w="822" w:type="dxa"/>
+            <w:tcBorders>
+              <w:top w:val="nil"/>
+              <w:left w:val="single" w:sz="4" w:space="0" w:color="auto"/>
+              <w:bottom w:val="single" w:sz="4" w:space="0" w:color="auto"/>
+              <w:right w:val="single" w:sz="4" w:space="0" w:color="auto"/>
+            </w:tcBorders>
+            <w:vAlign w:val="center"/>
+          </w:tcPr>
+          <w:p>
+            <w:pPr>
+              <w:jc w:val="center"/>
+              <w:rPr>
+                <w:b/>
+                <w:bCs/>
+                <w:sz w:val="28"/>
+                <w:szCs w:val="28"/>
+              </w:rPr>
+            </w:pPr>
+            <w:r>
+              <w:rPr>
+                <w:b/>
+                <w:bCs/>
+                <w:sz w:val="28"/>
+                <w:szCs w:val="28"/>
+              </w:rPr>
+              <w:t>{{stt_dp}}</w:t>
+            </w:r>
+          </w:p>
+        </w:tc>
+        <w:tc>
+          <w:tcPr>
+            <w:tcW w:w="3475" w:type="dxa"/>
+            <w:tcBorders>
+              <w:top w:val="nil"/>
+              <w:left w:val="nil"/>
+              <w:bottom w:val="single" w:sz="4" w:space="0" w:color="auto"/>
+              <w:right w:val="single" w:sz="4" w:space="0" w:color="auto"/>
+            </w:tcBorders>
+            <w:vAlign w:val="center"/>
+          </w:tcPr>
+          <w:p>
+            <w:pPr>
+              <w:rPr>
+                <w:b/>
+                <w:bCs/>
+                <w:sz w:val="28"/>
+                <w:szCs w:val="28"/>
+              </w:rPr>
+            </w:pPr>
+            <w:r>
+              <w:rPr>
+                <w:b/>
+                <w:bCs/>
+                <w:sz w:val="28"/>
+                <w:szCs w:val="28"/>
+              </w:rPr>
+              <w:t>{{ten_pgd_dp}}</w:t>
+            </w:r>
+          </w:p>
+        </w:tc>
+        <w:tc>
+          <w:tcPr>
+            <w:tcW w:w="1846" w:type="dxa"/>
+            <w:tcBorders>
+              <w:top w:val="nil"/>
+              <w:left w:val="nil"/>
+              <w:bottom w:val="single" w:sz="4" w:space="0" w:color="auto"/>
+              <w:right w:val="single" w:sz="4" w:space="0" w:color="auto"/>
+            </w:tcBorders>
+            <w:vAlign w:val="center"/>
+          </w:tcPr>
+          <w:p>
+            <w:pPr>
+              <w:rPr>
+                <w:b/>
+                <w:bCs/>
+                <w:sz w:val="28"/>
+                <w:szCs w:val="28"/>
+              </w:rPr>
+            </w:pPr>
+            <w:r>
+              <w:rPr>
+                <w:b/>
+                <w:bCs/>
+                <w:sz w:val="28"/>
+                <w:szCs w:val="28"/>
+              </w:rPr>
+              <w:t>{{dagiao_pgd_dp}}</w:t>
+            </w:r>
+          </w:p>
+        </w:tc>
+        <w:tc>
+          <w:tcPr>
+            <w:tcW w:w="2272" w:type="dxa"/>
+            <w:tcBorders>
+              <w:top w:val="nil"/>
+              <w:left w:val="nil"/>
+              <w:bottom w:val="single" w:sz="4" w:space="0" w:color="auto"/>
+              <w:right w:val="single" w:sz="4" w:space="0" w:color="auto"/>
+            </w:tcBorders>
+            <w:vAlign w:val="center"/>
+          </w:tcPr>
+          <w:p>
+            <w:pPr>
+              <w:rPr>
+                <w:b/>
+                <w:bCs/>
+                <w:sz w:val="28"/>
+                <w:szCs w:val="28"/>
+              </w:rPr>
+            </w:pPr>
+            <w:r>
+              <w:rPr>
+                <w:b/>
+                <w:bCs/>
+                <w:sz w:val="28"/>
+                <w:szCs w:val="28"/>
+              </w:rPr>
+              <w:t>{{denghi_pgd_dp}}</w:t>
+            </w:r>
+          </w:p>
+        </w:tc>
+        <w:tc>
+          <w:tcPr>
+            <w:tcW w:w="1963" w:type="dxa"/>
+            <w:tcBorders>
+              <w:top w:val="nil"/>
+              <w:left w:val="nil"/>
+              <w:bottom w:val="single" w:sz="4" w:space="0" w:color="auto"/>
+              <w:right w:val="single" w:sz="4" w:space="0" w:color="auto"/>
+            </w:tcBorders>
+            <w:vAlign w:val="center"/>
+          </w:tcPr>
+          <w:p>
+            <w:pPr>
+              <w:rPr>
+                <w:b/>
+                <w:bCs/>
+                <w:sz w:val="28"/>
+                <w:szCs w:val="28"/>
+              </w:rPr>
+            </w:pPr>
+            <w:r>
+              <w:rPr>
+                <w:b/>
+                <w:bCs/>
+                <w:sz w:val="28"/>
+                <w:szCs w:val="28"/>
+              </w:rPr>
+              <w:t>{{ctkh_pgd_dp}}</w:t>
+            </w:r>
           </w:p>
         </w:tc>
       </w:tr>
@@ -1126,7 +1438,7 @@
         </w:trPr>
         <w:tc>
           <w:tcPr>
-            <w:tcW w:w="324" w:type="pct"/>
+            <w:tcW w:w="822" w:type="dxa"/>
             <w:tcBorders>
               <w:top w:val="nil"/>
               <w:left w:val="single" w:sz="4" w:space="0" w:color="auto"/>
@@ -1137,311 +1449,13 @@
           </w:tcPr>
           <w:p>
             <w:pPr>
-              <w:rPr>
-                <w:b/>
-                <w:bCs/>
-                <w:sz w:val="28"/>
-                <w:szCs w:val="28"/>
-              </w:rPr>
-            </w:pPr>
-            <w:r>
-              <w:rPr>
-                <w:b/>
-                <w:bCs/>
-                <w:sz w:val="28"/>
-                <w:szCs w:val="28"/>
-              </w:rPr>
-              <w:t>I</w:t>
-            </w:r>
-          </w:p>
-        </w:tc>
-        <w:tc>
-          <w:tcPr>
-            <w:tcW w:w="1838" w:type="pct"/>
-            <w:tcBorders>
-              <w:top w:val="nil"/>
-              <w:left w:val="nil"/>
-              <w:bottom w:val="single" w:sz="4" w:space="0" w:color="auto"/>
-              <w:right w:val="single" w:sz="4" w:space="0" w:color="auto"/>
-            </w:tcBorders>
-            <w:vAlign w:val="center"/>
-          </w:tcPr>
-          <w:p>
-            <w:pPr>
-              <w:rPr>
-                <w:b/>
-                <w:bCs/>
-                <w:sz w:val="28"/>
-                <w:szCs w:val="28"/>
-              </w:rPr>
-            </w:pPr>
-            <w:r>
-              <w:rPr>
-                <w:b/>
-                <w:bCs/>
-                <w:sz w:val="28"/>
-                <w:szCs w:val="28"/>
-              </w:rPr>
-              <w:t>{{chuong_trinh_ct_dp}}</w:t>
-            </w:r>
-          </w:p>
-        </w:tc>
-        <w:tc>
-          <w:tcPr>
-            <w:tcW w:w="709" w:type="pct"/>
-            <w:tcBorders>
-              <w:top w:val="nil"/>
-              <w:left w:val="nil"/>
-              <w:bottom w:val="single" w:sz="4" w:space="0" w:color="auto"/>
-              <w:right w:val="single" w:sz="4" w:space="0" w:color="auto"/>
-            </w:tcBorders>
-            <w:vAlign w:val="center"/>
-          </w:tcPr>
-          <w:p>
-            <w:pPr>
-              <w:rPr>
-                <w:b/>
-                <w:bCs/>
-                <w:sz w:val="28"/>
-                <w:szCs w:val="28"/>
-              </w:rPr>
-            </w:pPr>
-          </w:p>
-        </w:tc>
-        <w:tc>
-          <w:tcPr>
-            <w:tcW w:w="837" w:type="pct"/>
-            <w:tcBorders>
-              <w:top w:val="nil"/>
-              <w:left w:val="nil"/>
-              <w:bottom w:val="single" w:sz="4" w:space="0" w:color="auto"/>
-              <w:right w:val="single" w:sz="4" w:space="0" w:color="auto"/>
-            </w:tcBorders>
-            <w:vAlign w:val="center"/>
-          </w:tcPr>
-          <w:p>
-            <w:pPr>
-              <w:rPr>
-                <w:b/>
-                <w:bCs/>
-                <w:sz w:val="28"/>
-                <w:szCs w:val="28"/>
-              </w:rPr>
-            </w:pPr>
-            <w:r>
-              <w:rPr>
-                <w:b/>
-                <w:bCs/>
-                <w:sz w:val="28"/>
-                <w:szCs w:val="28"/>
-              </w:rPr>
-              <w:t>{{denghi_ct_dp}}</w:t>
-            </w:r>
-          </w:p>
-        </w:tc>
-        <w:tc>
-          <w:tcPr>
-            <w:tcW w:w="1292" w:type="pct"/>
-            <w:tcBorders>
-              <w:top w:val="nil"/>
-              <w:left w:val="nil"/>
-              <w:bottom w:val="single" w:sz="4" w:space="0" w:color="auto"/>
-              <w:right w:val="single" w:sz="4" w:space="0" w:color="auto"/>
-            </w:tcBorders>
-            <w:vAlign w:val="center"/>
-          </w:tcPr>
-          <w:p>
-            <w:pPr>
-              <w:rPr>
-                <w:b/>
-                <w:bCs/>
-                <w:sz w:val="28"/>
-                <w:szCs w:val="28"/>
-              </w:rPr>
-            </w:pPr>
-          </w:p>
-        </w:tc>
-      </w:tr>
-      <w:tr>
-        <w:trPr>
-          <w:trHeight w:val="337"/>
-        </w:trPr>
-        <w:tc>
-          <w:tcPr>
-            <w:tcW w:w="324" w:type="pct"/>
-            <w:tcBorders>
-              <w:top w:val="nil"/>
-              <w:left w:val="single" w:sz="4" w:space="0" w:color="auto"/>
-              <w:bottom w:val="single" w:sz="4" w:space="0" w:color="auto"/>
-              <w:right w:val="single" w:sz="4" w:space="0" w:color="auto"/>
-            </w:tcBorders>
-            <w:vAlign w:val="center"/>
-          </w:tcPr>
-          <w:p>
-            <w:pPr>
-              <w:rPr>
-                <w:b/>
-                <w:bCs/>
-                <w:sz w:val="28"/>
-                <w:szCs w:val="28"/>
-              </w:rPr>
-            </w:pPr>
-            <w:r>
-              <w:rPr>
-                <w:b/>
-                <w:bCs/>
-                <w:sz w:val="28"/>
-                <w:szCs w:val="28"/>
-              </w:rPr>
-              <w:t>{{stt_dp}}</w:t>
-            </w:r>
-          </w:p>
-        </w:tc>
-        <w:tc>
-          <w:tcPr>
-            <w:tcW w:w="1838" w:type="pct"/>
-            <w:tcBorders>
-              <w:top w:val="nil"/>
-              <w:left w:val="nil"/>
-              <w:bottom w:val="single" w:sz="4" w:space="0" w:color="auto"/>
-              <w:right w:val="single" w:sz="4" w:space="0" w:color="auto"/>
-            </w:tcBorders>
-            <w:vAlign w:val="center"/>
-          </w:tcPr>
-          <w:p>
-            <w:pPr>
-              <w:rPr>
-                <w:b/>
-                <w:bCs/>
-                <w:sz w:val="28"/>
-                <w:szCs w:val="28"/>
-              </w:rPr>
-            </w:pPr>
-            <w:r>
-              <w:rPr>
-                <w:b/>
-                <w:bCs/>
-                <w:sz w:val="28"/>
-                <w:szCs w:val="28"/>
-              </w:rPr>
-              <w:t>{{ten_pgd_dp}}</w:t>
-            </w:r>
-          </w:p>
-        </w:tc>
-        <w:tc>
-          <w:tcPr>
-            <w:tcW w:w="709" w:type="pct"/>
-            <w:tcBorders>
-              <w:top w:val="nil"/>
-              <w:left w:val="nil"/>
-              <w:bottom w:val="single" w:sz="4" w:space="0" w:color="auto"/>
-              <w:right w:val="single" w:sz="4" w:space="0" w:color="auto"/>
-            </w:tcBorders>
-            <w:vAlign w:val="center"/>
-          </w:tcPr>
-          <w:p>
-            <w:pPr>
-              <w:rPr>
-                <w:b/>
-                <w:bCs/>
-                <w:sz w:val="28"/>
-                <w:szCs w:val="28"/>
-              </w:rPr>
-            </w:pPr>
-            <w:r>
-              <w:rPr>
-                <w:b/>
-                <w:bCs/>
-                <w:sz w:val="28"/>
-                <w:szCs w:val="28"/>
-              </w:rPr>
-              <w:t>{{dagiao_pgd_dp}}</w:t>
-            </w:r>
-          </w:p>
-        </w:tc>
-        <w:tc>
-          <w:tcPr>
-            <w:tcW w:w="837" w:type="pct"/>
-            <w:tcBorders>
-              <w:top w:val="nil"/>
-              <w:left w:val="nil"/>
-              <w:bottom w:val="single" w:sz="4" w:space="0" w:color="auto"/>
-              <w:right w:val="single" w:sz="4" w:space="0" w:color="auto"/>
-            </w:tcBorders>
-            <w:vAlign w:val="center"/>
-          </w:tcPr>
-          <w:p>
-            <w:pPr>
-              <w:rPr>
-                <w:b/>
-                <w:bCs/>
-                <w:sz w:val="28"/>
-                <w:szCs w:val="28"/>
-              </w:rPr>
-            </w:pPr>
-            <w:r>
-              <w:rPr>
-                <w:b/>
-                <w:bCs/>
-                <w:sz w:val="28"/>
-                <w:szCs w:val="28"/>
-              </w:rPr>
-              <w:t>{{denghi_pgd_dp}}</w:t>
-            </w:r>
-          </w:p>
-        </w:tc>
-        <w:tc>
-          <w:tcPr>
-            <w:tcW w:w="1292" w:type="pct"/>
-            <w:tcBorders>
-              <w:top w:val="nil"/>
-              <w:left w:val="nil"/>
-              <w:bottom w:val="single" w:sz="4" w:space="0" w:color="auto"/>
-              <w:right w:val="single" w:sz="4" w:space="0" w:color="auto"/>
-            </w:tcBorders>
-            <w:vAlign w:val="center"/>
-          </w:tcPr>
-          <w:p>
-            <w:pPr>
-              <w:rPr>
-                <w:b/>
-                <w:bCs/>
-                <w:sz w:val="28"/>
-                <w:szCs w:val="28"/>
-              </w:rPr>
-            </w:pPr>
-            <w:r>
-              <w:rPr>
-                <w:b/>
-                <w:bCs/>
-                <w:sz w:val="28"/>
-                <w:szCs w:val="28"/>
-              </w:rPr>
-              <w:t>{{ctkh_pgd_dp}}</w:t>
-            </w:r>
-          </w:p>
-        </w:tc>
-      </w:tr>
-      <w:tr>
-        <w:trPr>
-          <w:trHeight w:val="348"/>
-        </w:trPr>
-        <w:tc>
-          <w:tcPr>
-            <w:tcW w:w="324" w:type="pct"/>
-            <w:tcBorders>
-              <w:top w:val="nil"/>
-              <w:left w:val="single" w:sz="4" w:space="0" w:color="auto"/>
-              <w:bottom w:val="single" w:sz="4" w:space="0" w:color="auto"/>
-              <w:right w:val="single" w:sz="4" w:space="0" w:color="auto"/>
-            </w:tcBorders>
-            <w:vAlign w:val="center"/>
-          </w:tcPr>
-          <w:p/>
-        </w:tc>
-        <w:tc>
-          <w:tcPr>
-            <w:tcW w:w="1838" w:type="pct"/>
+              <w:jc w:val="center"/>
+            </w:pPr>
+          </w:p>
+        </w:tc>
+        <w:tc>
+          <w:tcPr>
+            <w:tcW w:w="3475" w:type="dxa"/>
             <w:tcBorders>
               <w:top w:val="nil"/>
               <w:left w:val="nil"/>
@@ -1458,7 +1472,7 @@
         </w:tc>
         <w:tc>
           <w:tcPr>
-            <w:tcW w:w="709" w:type="pct"/>
+            <w:tcW w:w="1846" w:type="dxa"/>
             <w:tcBorders>
               <w:top w:val="nil"/>
               <w:left w:val="nil"/>
@@ -1475,7 +1489,7 @@
         </w:tc>
         <w:tc>
           <w:tcPr>
-            <w:tcW w:w="837" w:type="pct"/>
+            <w:tcW w:w="2272" w:type="dxa"/>
             <w:tcBorders>
               <w:top w:val="nil"/>
               <w:left w:val="nil"/>
@@ -1492,7 +1506,7 @@
         </w:tc>
         <w:tc>
           <w:tcPr>
-            <w:tcW w:w="1292" w:type="pct"/>
+            <w:tcW w:w="1963" w:type="dxa"/>
             <w:tcBorders>
               <w:top w:val="nil"/>
               <w:left w:val="nil"/>

--- a/CHITIEU/OUTPUT/To_trinh.docx
+++ b/CHITIEU/OUTPUT/To_trinh.docx
@@ -234,10 +234,10 @@
       </w:tblPr>
       <w:tblGrid>
         <w:gridCol w:w="822"/>
-        <w:gridCol w:w="3475"/>
-        <w:gridCol w:w="1846"/>
-        <w:gridCol w:w="2272"/>
-        <w:gridCol w:w="1963"/>
+        <w:gridCol w:w="4286"/>
+        <w:gridCol w:w="1800"/>
+        <w:gridCol w:w="1710"/>
+        <w:gridCol w:w="1760"/>
       </w:tblGrid>
       <w:tr>
         <w:trPr>
@@ -279,7 +279,7 @@
         </w:tc>
         <w:tc>
           <w:tcPr>
-            <w:tcW w:w="3475" w:type="dxa"/>
+            <w:tcW w:w="4286" w:type="dxa"/>
             <w:tcBorders>
               <w:top w:val="single" w:sz="4" w:space="0" w:color="auto"/>
               <w:left w:val="nil"/>
@@ -312,7 +312,7 @@
         </w:tc>
         <w:tc>
           <w:tcPr>
-            <w:tcW w:w="1846" w:type="dxa"/>
+            <w:tcW w:w="1800" w:type="dxa"/>
             <w:tcBorders>
               <w:top w:val="single" w:sz="4" w:space="0" w:color="auto"/>
               <w:left w:val="nil"/>
@@ -363,7 +363,7 @@
         </w:tc>
         <w:tc>
           <w:tcPr>
-            <w:tcW w:w="2272" w:type="dxa"/>
+            <w:tcW w:w="1710" w:type="dxa"/>
             <w:tcBorders>
               <w:top w:val="single" w:sz="4" w:space="0" w:color="auto"/>
               <w:left w:val="nil"/>
@@ -396,7 +396,7 @@
         </w:tc>
         <w:tc>
           <w:tcPr>
-            <w:tcW w:w="1963" w:type="dxa"/>
+            <w:tcW w:w="1760" w:type="dxa"/>
             <w:tcBorders>
               <w:top w:val="single" w:sz="4" w:space="0" w:color="auto"/>
               <w:left w:val="nil"/>
@@ -476,7 +476,7 @@
         </w:tc>
         <w:tc>
           <w:tcPr>
-            <w:tcW w:w="3475" w:type="dxa"/>
+            <w:tcW w:w="4286" w:type="dxa"/>
             <w:tcBorders>
               <w:top w:val="nil"/>
               <w:left w:val="nil"/>
@@ -508,7 +508,7 @@
         </w:tc>
         <w:tc>
           <w:tcPr>
-            <w:tcW w:w="1846" w:type="dxa"/>
+            <w:tcW w:w="1800" w:type="dxa"/>
             <w:tcBorders>
               <w:top w:val="nil"/>
               <w:left w:val="nil"/>
@@ -531,7 +531,7 @@
         </w:tc>
         <w:tc>
           <w:tcPr>
-            <w:tcW w:w="2272" w:type="dxa"/>
+            <w:tcW w:w="1710" w:type="dxa"/>
             <w:tcBorders>
               <w:top w:val="nil"/>
               <w:left w:val="nil"/>
@@ -563,7 +563,7 @@
         </w:tc>
         <w:tc>
           <w:tcPr>
-            <w:tcW w:w="1963" w:type="dxa"/>
+            <w:tcW w:w="1760" w:type="dxa"/>
             <w:tcBorders>
               <w:top w:val="nil"/>
               <w:left w:val="nil"/>
@@ -624,7 +624,7 @@
         </w:tc>
         <w:tc>
           <w:tcPr>
-            <w:tcW w:w="3475" w:type="dxa"/>
+            <w:tcW w:w="4286" w:type="dxa"/>
             <w:tcBorders>
               <w:top w:val="nil"/>
               <w:left w:val="nil"/>
@@ -656,7 +656,7 @@
         </w:tc>
         <w:tc>
           <w:tcPr>
-            <w:tcW w:w="1846" w:type="dxa"/>
+            <w:tcW w:w="1800" w:type="dxa"/>
             <w:tcBorders>
               <w:top w:val="nil"/>
               <w:left w:val="nil"/>
@@ -679,7 +679,7 @@
         </w:tc>
         <w:tc>
           <w:tcPr>
-            <w:tcW w:w="2272" w:type="dxa"/>
+            <w:tcW w:w="1710" w:type="dxa"/>
             <w:tcBorders>
               <w:top w:val="nil"/>
               <w:left w:val="nil"/>
@@ -711,7 +711,7 @@
         </w:tc>
         <w:tc>
           <w:tcPr>
-            <w:tcW w:w="1963" w:type="dxa"/>
+            <w:tcW w:w="1760" w:type="dxa"/>
             <w:tcBorders>
               <w:top w:val="nil"/>
               <w:left w:val="nil"/>
@@ -763,7 +763,7 @@
         </w:tc>
         <w:tc>
           <w:tcPr>
-            <w:tcW w:w="3475" w:type="dxa"/>
+            <w:tcW w:w="4286" w:type="dxa"/>
             <w:tcBorders>
               <w:top w:val="nil"/>
               <w:left w:val="nil"/>
@@ -795,7 +795,7 @@
         </w:tc>
         <w:tc>
           <w:tcPr>
-            <w:tcW w:w="1846" w:type="dxa"/>
+            <w:tcW w:w="1800" w:type="dxa"/>
             <w:tcBorders>
               <w:top w:val="nil"/>
               <w:left w:val="nil"/>
@@ -827,7 +827,7 @@
         </w:tc>
         <w:tc>
           <w:tcPr>
-            <w:tcW w:w="2272" w:type="dxa"/>
+            <w:tcW w:w="1710" w:type="dxa"/>
             <w:tcBorders>
               <w:top w:val="nil"/>
               <w:left w:val="nil"/>
@@ -859,7 +859,7 @@
         </w:tc>
         <w:tc>
           <w:tcPr>
-            <w:tcW w:w="1963" w:type="dxa"/>
+            <w:tcW w:w="1760" w:type="dxa"/>
             <w:tcBorders>
               <w:top w:val="nil"/>
               <w:left w:val="nil"/>
@@ -914,7 +914,7 @@
         </w:tc>
         <w:tc>
           <w:tcPr>
-            <w:tcW w:w="3475" w:type="dxa"/>
+            <w:tcW w:w="4286" w:type="dxa"/>
             <w:tcBorders>
               <w:top w:val="nil"/>
               <w:left w:val="nil"/>
@@ -932,7 +932,7 @@
         </w:tc>
         <w:tc>
           <w:tcPr>
-            <w:tcW w:w="1846" w:type="dxa"/>
+            <w:tcW w:w="1800" w:type="dxa"/>
             <w:tcBorders>
               <w:top w:val="nil"/>
               <w:left w:val="nil"/>
@@ -950,7 +950,7 @@
         </w:tc>
         <w:tc>
           <w:tcPr>
-            <w:tcW w:w="2272" w:type="dxa"/>
+            <w:tcW w:w="1710" w:type="dxa"/>
             <w:tcBorders>
               <w:top w:val="nil"/>
               <w:left w:val="nil"/>
@@ -968,7 +968,7 @@
         </w:tc>
         <w:tc>
           <w:tcPr>
-            <w:tcW w:w="1963" w:type="dxa"/>
+            <w:tcW w:w="1760" w:type="dxa"/>
             <w:tcBorders>
               <w:top w:val="nil"/>
               <w:left w:val="nil"/>
@@ -1023,7 +1023,7 @@
         </w:tc>
         <w:tc>
           <w:tcPr>
-            <w:tcW w:w="3475" w:type="dxa"/>
+            <w:tcW w:w="4286" w:type="dxa"/>
             <w:tcBorders>
               <w:top w:val="nil"/>
               <w:left w:val="nil"/>
@@ -1054,29 +1054,29 @@
         </w:tc>
         <w:tc>
           <w:tcPr>
-            <w:tcW w:w="1846" w:type="dxa"/>
-            <w:tcBorders>
-              <w:top w:val="nil"/>
-              <w:left w:val="nil"/>
-              <w:bottom w:val="single" w:sz="4" w:space="0" w:color="auto"/>
-              <w:right w:val="single" w:sz="4" w:space="0" w:color="auto"/>
-            </w:tcBorders>
-            <w:vAlign w:val="center"/>
-          </w:tcPr>
-          <w:p>
-            <w:pPr>
-              <w:rPr>
-                <w:b/>
-                <w:bCs/>
-                <w:sz w:val="28"/>
-                <w:szCs w:val="28"/>
-              </w:rPr>
-            </w:pPr>
-          </w:p>
-        </w:tc>
-        <w:tc>
-          <w:tcPr>
-            <w:tcW w:w="2272" w:type="dxa"/>
+            <w:tcW w:w="1800" w:type="dxa"/>
+            <w:tcBorders>
+              <w:top w:val="nil"/>
+              <w:left w:val="nil"/>
+              <w:bottom w:val="single" w:sz="4" w:space="0" w:color="auto"/>
+              <w:right w:val="single" w:sz="4" w:space="0" w:color="auto"/>
+            </w:tcBorders>
+            <w:vAlign w:val="center"/>
+          </w:tcPr>
+          <w:p>
+            <w:pPr>
+              <w:rPr>
+                <w:b/>
+                <w:bCs/>
+                <w:sz w:val="28"/>
+                <w:szCs w:val="28"/>
+              </w:rPr>
+            </w:pPr>
+          </w:p>
+        </w:tc>
+        <w:tc>
+          <w:tcPr>
+            <w:tcW w:w="1710" w:type="dxa"/>
             <w:tcBorders>
               <w:top w:val="nil"/>
               <w:left w:val="nil"/>
@@ -1107,7 +1107,7 @@
         </w:tc>
         <w:tc>
           <w:tcPr>
-            <w:tcW w:w="1963" w:type="dxa"/>
+            <w:tcW w:w="1760" w:type="dxa"/>
             <w:tcBorders>
               <w:top w:val="nil"/>
               <w:left w:val="nil"/>
@@ -1166,7 +1166,7 @@
         </w:tc>
         <w:tc>
           <w:tcPr>
-            <w:tcW w:w="3475" w:type="dxa"/>
+            <w:tcW w:w="4286" w:type="dxa"/>
             <w:tcBorders>
               <w:top w:val="nil"/>
               <w:left w:val="nil"/>
@@ -1197,29 +1197,29 @@
         </w:tc>
         <w:tc>
           <w:tcPr>
-            <w:tcW w:w="1846" w:type="dxa"/>
-            <w:tcBorders>
-              <w:top w:val="nil"/>
-              <w:left w:val="nil"/>
-              <w:bottom w:val="single" w:sz="4" w:space="0" w:color="auto"/>
-              <w:right w:val="single" w:sz="4" w:space="0" w:color="auto"/>
-            </w:tcBorders>
-            <w:vAlign w:val="center"/>
-          </w:tcPr>
-          <w:p>
-            <w:pPr>
-              <w:rPr>
-                <w:b/>
-                <w:bCs/>
-                <w:sz w:val="28"/>
-                <w:szCs w:val="28"/>
-              </w:rPr>
-            </w:pPr>
-          </w:p>
-        </w:tc>
-        <w:tc>
-          <w:tcPr>
-            <w:tcW w:w="2272" w:type="dxa"/>
+            <w:tcW w:w="1800" w:type="dxa"/>
+            <w:tcBorders>
+              <w:top w:val="nil"/>
+              <w:left w:val="nil"/>
+              <w:bottom w:val="single" w:sz="4" w:space="0" w:color="auto"/>
+              <w:right w:val="single" w:sz="4" w:space="0" w:color="auto"/>
+            </w:tcBorders>
+            <w:vAlign w:val="center"/>
+          </w:tcPr>
+          <w:p>
+            <w:pPr>
+              <w:rPr>
+                <w:b/>
+                <w:bCs/>
+                <w:sz w:val="28"/>
+                <w:szCs w:val="28"/>
+              </w:rPr>
+            </w:pPr>
+          </w:p>
+        </w:tc>
+        <w:tc>
+          <w:tcPr>
+            <w:tcW w:w="1710" w:type="dxa"/>
             <w:tcBorders>
               <w:top w:val="nil"/>
               <w:left w:val="nil"/>
@@ -1250,7 +1250,7 @@
         </w:tc>
         <w:tc>
           <w:tcPr>
-            <w:tcW w:w="1963" w:type="dxa"/>
+            <w:tcW w:w="1760" w:type="dxa"/>
             <w:tcBorders>
               <w:top w:val="nil"/>
               <w:left w:val="nil"/>
@@ -1309,7 +1309,7 @@
         </w:tc>
         <w:tc>
           <w:tcPr>
-            <w:tcW w:w="3475" w:type="dxa"/>
+            <w:tcW w:w="4286" w:type="dxa"/>
             <w:tcBorders>
               <w:top w:val="nil"/>
               <w:left w:val="nil"/>
@@ -1340,7 +1340,7 @@
         </w:tc>
         <w:tc>
           <w:tcPr>
-            <w:tcW w:w="1846" w:type="dxa"/>
+            <w:tcW w:w="1800" w:type="dxa"/>
             <w:tcBorders>
               <w:top w:val="nil"/>
               <w:left w:val="nil"/>
@@ -1371,7 +1371,7 @@
         </w:tc>
         <w:tc>
           <w:tcPr>
-            <w:tcW w:w="2272" w:type="dxa"/>
+            <w:tcW w:w="1710" w:type="dxa"/>
             <w:tcBorders>
               <w:top w:val="nil"/>
               <w:left w:val="nil"/>
@@ -1402,7 +1402,7 @@
         </w:tc>
         <w:tc>
           <w:tcPr>
-            <w:tcW w:w="1963" w:type="dxa"/>
+            <w:tcW w:w="1760" w:type="dxa"/>
             <w:tcBorders>
               <w:top w:val="nil"/>
               <w:left w:val="nil"/>
@@ -1455,7 +1455,7 @@
         </w:tc>
         <w:tc>
           <w:tcPr>
-            <w:tcW w:w="3475" w:type="dxa"/>
+            <w:tcW w:w="4286" w:type="dxa"/>
             <w:tcBorders>
               <w:top w:val="nil"/>
               <w:left w:val="nil"/>
@@ -1472,7 +1472,7 @@
         </w:tc>
         <w:tc>
           <w:tcPr>
-            <w:tcW w:w="1846" w:type="dxa"/>
+            <w:tcW w:w="1800" w:type="dxa"/>
             <w:tcBorders>
               <w:top w:val="nil"/>
               <w:left w:val="nil"/>
@@ -1489,7 +1489,7 @@
         </w:tc>
         <w:tc>
           <w:tcPr>
-            <w:tcW w:w="2272" w:type="dxa"/>
+            <w:tcW w:w="1710" w:type="dxa"/>
             <w:tcBorders>
               <w:top w:val="nil"/>
               <w:left w:val="nil"/>
@@ -1506,7 +1506,7 @@
         </w:tc>
         <w:tc>
           <w:tcPr>
-            <w:tcW w:w="1963" w:type="dxa"/>
+            <w:tcW w:w="1760" w:type="dxa"/>
             <w:tcBorders>
               <w:top w:val="nil"/>
               <w:left w:val="nil"/>
